--- a/工作流/模板/项目评价量表-鸟类研究.docx
+++ b/工作流/模板/项目评价量表-鸟类研究.docx
@@ -4,36 +4,38 @@
   <w:body>
     <w:p>
       <w:pPr>
-        <w:pStyle w:val="Heading1"/>
+        <w:spacing w:before="0" w:after="120" w:line="300" w:lineRule="auto"/>
       </w:pPr>
       <w:r>
         <w:rPr>
-          <w:rFonts w:ascii="宋体" w:hAnsi="宋体"/>
-        </w:rPr>
-      </w:r>
-      <w:r>
-        <w:rPr>
-          <w:rFonts w:ascii="宋体" w:hAnsi="宋体" w:eastAsia="宋体"/>
+          <w:rFonts w:ascii="Times New Roman" w:hAnsi="Times New Roman" w:eastAsia="黑体"/>
           <w:b/>
-          <w:sz w:val="24"/>
+          <w:color w:val="000000"/>
+          <w:sz w:val="36"/>
         </w:rPr>
         <w:t>项目评价量表：探秘鸟类研究</w:t>
       </w:r>
     </w:p>
     <w:p>
+      <w:pPr>
+        <w:spacing w:before="0" w:after="120" w:line="300" w:lineRule="auto"/>
+      </w:pPr>
       <w:r>
         <w:rPr>
-          <w:rFonts w:ascii="宋体" w:hAnsi="宋体" w:eastAsia="宋体"/>
+          <w:rFonts w:ascii="Times New Roman" w:hAnsi="Times New Roman" w:eastAsia="宋体"/>
           <w:b w:val="0"/>
           <w:sz w:val="24"/>
         </w:rPr>
-        <w:t>项目：____________________  小组：____________</w:t>
+        <w:t xml:space="preserve">项目：____________________　小组：____________　</w:t>
       </w:r>
     </w:p>
     <w:p>
+      <w:pPr>
+        <w:spacing w:before="0" w:after="120" w:line="300" w:lineRule="auto"/>
+      </w:pPr>
       <w:r>
         <w:rPr>
-          <w:rFonts w:ascii="宋体" w:hAnsi="宋体" w:eastAsia="宋体"/>
+          <w:rFonts w:ascii="Times New Roman" w:hAnsi="Times New Roman" w:eastAsia="宋体"/>
           <w:b w:val="0"/>
           <w:sz w:val="24"/>
         </w:rPr>
@@ -42,26 +44,30 @@
     </w:p>
     <w:p>
       <w:pPr>
-        <w:pStyle w:val="Heading2"/>
+        <w:pBdr>
+          <w:bottom w:val="single" w:sz="6" w:space="1" w:color="1F6FB2"/>
+        </w:pBdr>
+      </w:pPr>
+    </w:p>
+    <w:p>
+      <w:pPr>
+        <w:spacing w:before="120" w:after="120" w:line="300" w:lineRule="auto"/>
       </w:pPr>
       <w:r>
         <w:rPr>
-          <w:rFonts w:ascii="宋体" w:hAnsi="宋体"/>
+          <w:rFonts w:ascii="Times New Roman" w:hAnsi="Times New Roman" w:eastAsia="黑体"/>
+          <w:b/>
+          <w:color w:val="1F6FB2"/>
+          <w:sz w:val="32"/>
         </w:rPr>
-      </w:r>
-      <w:r>
-        <w:rPr>
-          <w:rFonts w:ascii="宋体" w:hAnsi="宋体" w:eastAsia="宋体"/>
-          <w:b/>
-          <w:sz w:val="24"/>
-        </w:rPr>
-        <w:t>一、小组互评（组长评分）</w:t>
+        <w:t>一、小组评价（组长牵头，自评/组间互评/教师评）</w:t>
       </w:r>
     </w:p>
     <w:tbl>
       <w:tblPr>
         <w:tblStyle w:val="TableGrid"/>
         <w:tblW w:type="auto" w:w="0"/>
+        <w:jc w:val="center"/>
         <w:tblLook w:firstColumn="1" w:firstRow="1" w:lastColumn="0" w:lastRow="0" w:noHBand="0" w:noVBand="1" w:val="04A0"/>
       </w:tblPr>
       <w:tblGrid>
@@ -73,15 +79,19 @@
       <w:tr>
         <w:tc>
           <w:tcPr>
-            <w:tcW w:type="dxa" w:w="2160"/>
+            <w:tcW w:type="dxa" w:w="5669"/>
+            <w:shd w:val="clear" w:fill="D9E2F3"/>
           </w:tcPr>
           <w:p>
+            <w:pPr>
+              <w:jc w:val="center"/>
+            </w:pPr>
             <w:r/>
             <w:r>
               <w:rPr>
-                <w:rFonts w:ascii="宋体" w:hAnsi="宋体" w:eastAsia="宋体"/>
+                <w:rFonts w:ascii="Times New Roman" w:hAnsi="Times New Roman" w:eastAsia="黑体"/>
                 <w:b/>
-                <w:sz w:val="24"/>
+                <w:sz w:val="21"/>
               </w:rPr>
               <w:t>评价维度</w:t>
             </w:r>
@@ -89,15 +99,19 @@
         </w:tc>
         <w:tc>
           <w:tcPr>
-            <w:tcW w:type="dxa" w:w="2160"/>
+            <w:tcW w:type="dxa" w:w="1134"/>
+            <w:shd w:val="clear" w:fill="D9E2F3"/>
           </w:tcPr>
           <w:p>
+            <w:pPr>
+              <w:jc w:val="center"/>
+            </w:pPr>
             <w:r/>
             <w:r>
               <w:rPr>
-                <w:rFonts w:ascii="宋体" w:hAnsi="宋体" w:eastAsia="宋体"/>
+                <w:rFonts w:ascii="Times New Roman" w:hAnsi="Times New Roman" w:eastAsia="黑体"/>
                 <w:b/>
-                <w:sz w:val="24"/>
+                <w:sz w:val="21"/>
               </w:rPr>
               <w:t>自评</w:t>
             </w:r>
@@ -105,15 +119,19 @@
         </w:tc>
         <w:tc>
           <w:tcPr>
-            <w:tcW w:type="dxa" w:w="2160"/>
+            <w:tcW w:type="dxa" w:w="1474"/>
+            <w:shd w:val="clear" w:fill="D9E2F3"/>
           </w:tcPr>
           <w:p>
+            <w:pPr>
+              <w:jc w:val="center"/>
+            </w:pPr>
             <w:r/>
             <w:r>
               <w:rPr>
-                <w:rFonts w:ascii="宋体" w:hAnsi="宋体" w:eastAsia="宋体"/>
+                <w:rFonts w:ascii="Times New Roman" w:hAnsi="Times New Roman" w:eastAsia="黑体"/>
                 <w:b/>
-                <w:sz w:val="24"/>
+                <w:sz w:val="21"/>
               </w:rPr>
               <w:t>组间互评</w:t>
             </w:r>
@@ -121,15 +139,19 @@
         </w:tc>
         <w:tc>
           <w:tcPr>
-            <w:tcW w:type="dxa" w:w="2160"/>
+            <w:tcW w:type="dxa" w:w="1361"/>
+            <w:shd w:val="clear" w:fill="D9E2F3"/>
           </w:tcPr>
           <w:p>
+            <w:pPr>
+              <w:jc w:val="center"/>
+            </w:pPr>
             <w:r/>
             <w:r>
               <w:rPr>
-                <w:rFonts w:ascii="宋体" w:hAnsi="宋体" w:eastAsia="宋体"/>
+                <w:rFonts w:ascii="Times New Roman" w:hAnsi="Times New Roman" w:eastAsia="黑体"/>
                 <w:b/>
-                <w:sz w:val="24"/>
+                <w:sz w:val="21"/>
               </w:rPr>
               <w:t>教师评</w:t>
             </w:r>
@@ -139,15 +161,15 @@
       <w:tr>
         <w:tc>
           <w:tcPr>
-            <w:tcW w:type="dxa" w:w="2160"/>
+            <w:tcW w:type="dxa" w:w="5669"/>
           </w:tcPr>
           <w:p>
             <w:r/>
             <w:r>
               <w:rPr>
-                <w:rFonts w:ascii="宋体" w:hAnsi="宋体" w:eastAsia="宋体"/>
+                <w:rFonts w:ascii="Times New Roman" w:hAnsi="Times New Roman" w:eastAsia="宋体"/>
                 <w:b w:val="0"/>
-                <w:sz w:val="24"/>
+                <w:sz w:val="21"/>
               </w:rPr>
               <w:t>问题明确、有价值</w:t>
             </w:r>
@@ -155,41 +177,62 @@
         </w:tc>
         <w:tc>
           <w:tcPr>
-            <w:tcW w:type="dxa" w:w="2160"/>
+            <w:tcW w:type="dxa" w:w="1134"/>
           </w:tcPr>
           <w:p>
             <w:r/>
+            <w:r>
+              <w:rPr>
+                <w:rFonts w:ascii="Times New Roman" w:hAnsi="Times New Roman" w:eastAsia="宋体"/>
+                <w:b w:val="0"/>
+                <w:sz w:val="21"/>
+              </w:rPr>
+            </w:r>
           </w:p>
         </w:tc>
         <w:tc>
           <w:tcPr>
-            <w:tcW w:type="dxa" w:w="2160"/>
+            <w:tcW w:type="dxa" w:w="1474"/>
           </w:tcPr>
           <w:p>
             <w:r/>
+            <w:r>
+              <w:rPr>
+                <w:rFonts w:ascii="Times New Roman" w:hAnsi="Times New Roman" w:eastAsia="宋体"/>
+                <w:b w:val="0"/>
+                <w:sz w:val="21"/>
+              </w:rPr>
+            </w:r>
           </w:p>
         </w:tc>
         <w:tc>
           <w:tcPr>
-            <w:tcW w:type="dxa" w:w="2160"/>
+            <w:tcW w:type="dxa" w:w="1361"/>
           </w:tcPr>
           <w:p>
             <w:r/>
+            <w:r>
+              <w:rPr>
+                <w:rFonts w:ascii="Times New Roman" w:hAnsi="Times New Roman" w:eastAsia="宋体"/>
+                <w:b w:val="0"/>
+                <w:sz w:val="21"/>
+              </w:rPr>
+            </w:r>
           </w:p>
         </w:tc>
       </w:tr>
       <w:tr>
         <w:tc>
           <w:tcPr>
-            <w:tcW w:type="dxa" w:w="2160"/>
+            <w:tcW w:type="dxa" w:w="5669"/>
           </w:tcPr>
           <w:p>
             <w:r/>
             <w:r>
               <w:rPr>
-                <w:rFonts w:ascii="宋体" w:hAnsi="宋体" w:eastAsia="宋体"/>
+                <w:rFonts w:ascii="Times New Roman" w:hAnsi="Times New Roman" w:eastAsia="宋体"/>
                 <w:b w:val="0"/>
-                <w:sz w:val="24"/>
+                <w:sz w:val="21"/>
               </w:rPr>
               <w:t>数据收集真实、规范</w:t>
             </w:r>
@@ -197,41 +240,62 @@
         </w:tc>
         <w:tc>
           <w:tcPr>
-            <w:tcW w:type="dxa" w:w="2160"/>
+            <w:tcW w:type="dxa" w:w="1134"/>
           </w:tcPr>
           <w:p>
             <w:r/>
+            <w:r>
+              <w:rPr>
+                <w:rFonts w:ascii="Times New Roman" w:hAnsi="Times New Roman" w:eastAsia="宋体"/>
+                <w:b w:val="0"/>
+                <w:sz w:val="21"/>
+              </w:rPr>
+            </w:r>
           </w:p>
         </w:tc>
         <w:tc>
           <w:tcPr>
-            <w:tcW w:type="dxa" w:w="2160"/>
+            <w:tcW w:type="dxa" w:w="1474"/>
           </w:tcPr>
           <w:p>
             <w:r/>
+            <w:r>
+              <w:rPr>
+                <w:rFonts w:ascii="Times New Roman" w:hAnsi="Times New Roman" w:eastAsia="宋体"/>
+                <w:b w:val="0"/>
+                <w:sz w:val="21"/>
+              </w:rPr>
+            </w:r>
           </w:p>
         </w:tc>
         <w:tc>
           <w:tcPr>
-            <w:tcW w:type="dxa" w:w="2160"/>
+            <w:tcW w:type="dxa" w:w="1361"/>
           </w:tcPr>
           <w:p>
             <w:r/>
+            <w:r>
+              <w:rPr>
+                <w:rFonts w:ascii="Times New Roman" w:hAnsi="Times New Roman" w:eastAsia="宋体"/>
+                <w:b w:val="0"/>
+                <w:sz w:val="21"/>
+              </w:rPr>
+            </w:r>
           </w:p>
         </w:tc>
       </w:tr>
       <w:tr>
         <w:tc>
           <w:tcPr>
-            <w:tcW w:type="dxa" w:w="2160"/>
+            <w:tcW w:type="dxa" w:w="5669"/>
           </w:tcPr>
           <w:p>
             <w:r/>
             <w:r>
               <w:rPr>
-                <w:rFonts w:ascii="宋体" w:hAnsi="宋体" w:eastAsia="宋体"/>
+                <w:rFonts w:ascii="Times New Roman" w:hAnsi="Times New Roman" w:eastAsia="宋体"/>
                 <w:b w:val="0"/>
-                <w:sz w:val="24"/>
+                <w:sz w:val="21"/>
               </w:rPr>
               <w:t>能区分数据、信息、知识</w:t>
             </w:r>
@@ -239,41 +303,62 @@
         </w:tc>
         <w:tc>
           <w:tcPr>
-            <w:tcW w:type="dxa" w:w="2160"/>
+            <w:tcW w:type="dxa" w:w="1134"/>
           </w:tcPr>
           <w:p>
             <w:r/>
+            <w:r>
+              <w:rPr>
+                <w:rFonts w:ascii="Times New Roman" w:hAnsi="Times New Roman" w:eastAsia="宋体"/>
+                <w:b w:val="0"/>
+                <w:sz w:val="21"/>
+              </w:rPr>
+            </w:r>
           </w:p>
         </w:tc>
         <w:tc>
           <w:tcPr>
-            <w:tcW w:type="dxa" w:w="2160"/>
+            <w:tcW w:type="dxa" w:w="1474"/>
           </w:tcPr>
           <w:p>
             <w:r/>
+            <w:r>
+              <w:rPr>
+                <w:rFonts w:ascii="Times New Roman" w:hAnsi="Times New Roman" w:eastAsia="宋体"/>
+                <w:b w:val="0"/>
+                <w:sz w:val="21"/>
+              </w:rPr>
+            </w:r>
           </w:p>
         </w:tc>
         <w:tc>
           <w:tcPr>
-            <w:tcW w:type="dxa" w:w="2160"/>
+            <w:tcW w:type="dxa" w:w="1361"/>
           </w:tcPr>
           <w:p>
             <w:r/>
+            <w:r>
+              <w:rPr>
+                <w:rFonts w:ascii="Times New Roman" w:hAnsi="Times New Roman" w:eastAsia="宋体"/>
+                <w:b w:val="0"/>
+                <w:sz w:val="21"/>
+              </w:rPr>
+            </w:r>
           </w:p>
         </w:tc>
       </w:tr>
       <w:tr>
         <w:tc>
           <w:tcPr>
-            <w:tcW w:type="dxa" w:w="2160"/>
+            <w:tcW w:type="dxa" w:w="5669"/>
           </w:tcPr>
           <w:p>
             <w:r/>
             <w:r>
               <w:rPr>
-                <w:rFonts w:ascii="宋体" w:hAnsi="宋体" w:eastAsia="宋体"/>
+                <w:rFonts w:ascii="Times New Roman" w:hAnsi="Times New Roman" w:eastAsia="宋体"/>
                 <w:b w:val="0"/>
-                <w:sz w:val="24"/>
+                <w:sz w:val="21"/>
               </w:rPr>
               <w:t>图表与结论表达清晰</w:t>
             </w:r>
@@ -281,41 +366,62 @@
         </w:tc>
         <w:tc>
           <w:tcPr>
-            <w:tcW w:type="dxa" w:w="2160"/>
+            <w:tcW w:type="dxa" w:w="1134"/>
           </w:tcPr>
           <w:p>
             <w:r/>
+            <w:r>
+              <w:rPr>
+                <w:rFonts w:ascii="Times New Roman" w:hAnsi="Times New Roman" w:eastAsia="宋体"/>
+                <w:b w:val="0"/>
+                <w:sz w:val="21"/>
+              </w:rPr>
+            </w:r>
           </w:p>
         </w:tc>
         <w:tc>
           <w:tcPr>
-            <w:tcW w:type="dxa" w:w="2160"/>
+            <w:tcW w:type="dxa" w:w="1474"/>
           </w:tcPr>
           <w:p>
             <w:r/>
+            <w:r>
+              <w:rPr>
+                <w:rFonts w:ascii="Times New Roman" w:hAnsi="Times New Roman" w:eastAsia="宋体"/>
+                <w:b w:val="0"/>
+                <w:sz w:val="21"/>
+              </w:rPr>
+            </w:r>
           </w:p>
         </w:tc>
         <w:tc>
           <w:tcPr>
-            <w:tcW w:type="dxa" w:w="2160"/>
+            <w:tcW w:type="dxa" w:w="1361"/>
           </w:tcPr>
           <w:p>
             <w:r/>
+            <w:r>
+              <w:rPr>
+                <w:rFonts w:ascii="Times New Roman" w:hAnsi="Times New Roman" w:eastAsia="宋体"/>
+                <w:b w:val="0"/>
+                <w:sz w:val="21"/>
+              </w:rPr>
+            </w:r>
           </w:p>
         </w:tc>
       </w:tr>
       <w:tr>
         <w:tc>
           <w:tcPr>
-            <w:tcW w:type="dxa" w:w="2160"/>
+            <w:tcW w:type="dxa" w:w="5669"/>
           </w:tcPr>
           <w:p>
             <w:r/>
             <w:r>
               <w:rPr>
-                <w:rFonts w:ascii="宋体" w:hAnsi="宋体" w:eastAsia="宋体"/>
+                <w:rFonts w:ascii="Times New Roman" w:hAnsi="Times New Roman" w:eastAsia="宋体"/>
                 <w:b w:val="0"/>
-                <w:sz w:val="24"/>
+                <w:sz w:val="21"/>
               </w:rPr>
               <w:t>成果汇报有条理</w:t>
             </w:r>
@@ -323,41 +429,62 @@
         </w:tc>
         <w:tc>
           <w:tcPr>
-            <w:tcW w:type="dxa" w:w="2160"/>
+            <w:tcW w:type="dxa" w:w="1134"/>
           </w:tcPr>
           <w:p>
             <w:r/>
+            <w:r>
+              <w:rPr>
+                <w:rFonts w:ascii="Times New Roman" w:hAnsi="Times New Roman" w:eastAsia="宋体"/>
+                <w:b w:val="0"/>
+                <w:sz w:val="21"/>
+              </w:rPr>
+            </w:r>
           </w:p>
         </w:tc>
         <w:tc>
           <w:tcPr>
-            <w:tcW w:type="dxa" w:w="2160"/>
+            <w:tcW w:type="dxa" w:w="1474"/>
           </w:tcPr>
           <w:p>
             <w:r/>
+            <w:r>
+              <w:rPr>
+                <w:rFonts w:ascii="Times New Roman" w:hAnsi="Times New Roman" w:eastAsia="宋体"/>
+                <w:b w:val="0"/>
+                <w:sz w:val="21"/>
+              </w:rPr>
+            </w:r>
           </w:p>
         </w:tc>
         <w:tc>
           <w:tcPr>
-            <w:tcW w:type="dxa" w:w="2160"/>
+            <w:tcW w:type="dxa" w:w="1361"/>
           </w:tcPr>
           <w:p>
             <w:r/>
+            <w:r>
+              <w:rPr>
+                <w:rFonts w:ascii="Times New Roman" w:hAnsi="Times New Roman" w:eastAsia="宋体"/>
+                <w:b w:val="0"/>
+                <w:sz w:val="21"/>
+              </w:rPr>
+            </w:r>
           </w:p>
         </w:tc>
       </w:tr>
       <w:tr>
         <w:tc>
           <w:tcPr>
-            <w:tcW w:type="dxa" w:w="2160"/>
+            <w:tcW w:type="dxa" w:w="5669"/>
           </w:tcPr>
           <w:p>
             <w:r/>
             <w:r>
               <w:rPr>
-                <w:rFonts w:ascii="宋体" w:hAnsi="宋体" w:eastAsia="宋体"/>
+                <w:rFonts w:ascii="Times New Roman" w:hAnsi="Times New Roman" w:eastAsia="宋体"/>
                 <w:b w:val="0"/>
-                <w:sz w:val="24"/>
+                <w:sz w:val="21"/>
               </w:rPr>
               <w:t>小组协作分工合理</w:t>
             </w:r>
@@ -365,53 +492,70 @@
         </w:tc>
         <w:tc>
           <w:tcPr>
-            <w:tcW w:type="dxa" w:w="2160"/>
+            <w:tcW w:type="dxa" w:w="1134"/>
           </w:tcPr>
           <w:p>
             <w:r/>
+            <w:r>
+              <w:rPr>
+                <w:rFonts w:ascii="Times New Roman" w:hAnsi="Times New Roman" w:eastAsia="宋体"/>
+                <w:b w:val="0"/>
+                <w:sz w:val="21"/>
+              </w:rPr>
+            </w:r>
           </w:p>
         </w:tc>
         <w:tc>
           <w:tcPr>
-            <w:tcW w:type="dxa" w:w="2160"/>
+            <w:tcW w:type="dxa" w:w="1474"/>
           </w:tcPr>
           <w:p>
             <w:r/>
+            <w:r>
+              <w:rPr>
+                <w:rFonts w:ascii="Times New Roman" w:hAnsi="Times New Roman" w:eastAsia="宋体"/>
+                <w:b w:val="0"/>
+                <w:sz w:val="21"/>
+              </w:rPr>
+            </w:r>
           </w:p>
         </w:tc>
         <w:tc>
           <w:tcPr>
-            <w:tcW w:type="dxa" w:w="2160"/>
+            <w:tcW w:type="dxa" w:w="1361"/>
           </w:tcPr>
           <w:p>
             <w:r/>
+            <w:r>
+              <w:rPr>
+                <w:rFonts w:ascii="Times New Roman" w:hAnsi="Times New Roman" w:eastAsia="宋体"/>
+                <w:b w:val="0"/>
+                <w:sz w:val="21"/>
+              </w:rPr>
+            </w:r>
           </w:p>
         </w:tc>
       </w:tr>
     </w:tbl>
-    <w:p/>
     <w:p>
       <w:pPr>
-        <w:pStyle w:val="Heading2"/>
+        <w:spacing w:before="120" w:after="120" w:line="300" w:lineRule="auto"/>
       </w:pPr>
       <w:r>
         <w:rPr>
-          <w:rFonts w:ascii="宋体" w:hAnsi="宋体"/>
+          <w:rFonts w:ascii="Times New Roman" w:hAnsi="Times New Roman" w:eastAsia="黑体"/>
+          <w:b/>
+          <w:color w:val="1F6FB2"/>
+          <w:sz w:val="32"/>
         </w:rPr>
-      </w:r>
-      <w:r>
-        <w:rPr>
-          <w:rFonts w:ascii="宋体" w:hAnsi="宋体" w:eastAsia="宋体"/>
-          <w:b/>
-          <w:sz w:val="24"/>
-        </w:rPr>
-        <w:t>二、小组评价（各维度加分项）</w:t>
+        <w:t>二、加分项</w:t>
       </w:r>
     </w:p>
     <w:tbl>
       <w:tblPr>
         <w:tblStyle w:val="TableGrid"/>
         <w:tblW w:type="auto" w:w="0"/>
+        <w:jc w:val="center"/>
         <w:tblLook w:firstColumn="1" w:firstRow="1" w:lastColumn="0" w:lastRow="0" w:noHBand="0" w:noVBand="1" w:val="04A0"/>
       </w:tblPr>
       <w:tblGrid>
@@ -422,15 +566,19 @@
       <w:tr>
         <w:tc>
           <w:tcPr>
-            <w:tcW w:type="dxa" w:w="2880"/>
+            <w:tcW w:type="dxa" w:w="5102"/>
+            <w:shd w:val="clear" w:fill="D9E2F3"/>
           </w:tcPr>
           <w:p>
+            <w:pPr>
+              <w:jc w:val="center"/>
+            </w:pPr>
             <w:r/>
             <w:r>
               <w:rPr>
-                <w:rFonts w:ascii="宋体" w:hAnsi="宋体" w:eastAsia="宋体"/>
+                <w:rFonts w:ascii="Times New Roman" w:hAnsi="Times New Roman" w:eastAsia="黑体"/>
                 <w:b/>
-                <w:sz w:val="24"/>
+                <w:sz w:val="21"/>
               </w:rPr>
               <w:t>加分项</w:t>
             </w:r>
@@ -438,15 +586,19 @@
         </w:tc>
         <w:tc>
           <w:tcPr>
-            <w:tcW w:type="dxa" w:w="2880"/>
+            <w:tcW w:type="dxa" w:w="2551"/>
+            <w:shd w:val="clear" w:fill="D9E2F3"/>
           </w:tcPr>
           <w:p>
+            <w:pPr>
+              <w:jc w:val="center"/>
+            </w:pPr>
             <w:r/>
             <w:r>
               <w:rPr>
-                <w:rFonts w:ascii="宋体" w:hAnsi="宋体" w:eastAsia="宋体"/>
+                <w:rFonts w:ascii="Times New Roman" w:hAnsi="Times New Roman" w:eastAsia="黑体"/>
                 <w:b/>
-                <w:sz w:val="24"/>
+                <w:sz w:val="21"/>
               </w:rPr>
               <w:t>说明</w:t>
             </w:r>
@@ -454,15 +606,19 @@
         </w:tc>
         <w:tc>
           <w:tcPr>
-            <w:tcW w:type="dxa" w:w="2880"/>
+            <w:tcW w:type="dxa" w:w="1134"/>
+            <w:shd w:val="clear" w:fill="D9E2F3"/>
           </w:tcPr>
           <w:p>
+            <w:pPr>
+              <w:jc w:val="center"/>
+            </w:pPr>
             <w:r/>
             <w:r>
               <w:rPr>
-                <w:rFonts w:ascii="宋体" w:hAnsi="宋体" w:eastAsia="宋体"/>
+                <w:rFonts w:ascii="Times New Roman" w:hAnsi="Times New Roman" w:eastAsia="黑体"/>
                 <w:b/>
-                <w:sz w:val="24"/>
+                <w:sz w:val="21"/>
               </w:rPr>
               <w:t>得分</w:t>
             </w:r>
@@ -472,15 +628,15 @@
       <w:tr>
         <w:tc>
           <w:tcPr>
-            <w:tcW w:type="dxa" w:w="2880"/>
+            <w:tcW w:type="dxa" w:w="5102"/>
           </w:tcPr>
           <w:p>
             <w:r/>
             <w:r>
               <w:rPr>
-                <w:rFonts w:ascii="宋体" w:hAnsi="宋体" w:eastAsia="宋体"/>
+                <w:rFonts w:ascii="Times New Roman" w:hAnsi="Times New Roman" w:eastAsia="宋体"/>
                 <w:b w:val="0"/>
-                <w:sz w:val="24"/>
+                <w:sz w:val="21"/>
               </w:rPr>
               <w:t>结论能上升为知识（可指导护鸟实践）</w:t>
             </w:r>
@@ -488,15 +644,15 @@
         </w:tc>
         <w:tc>
           <w:tcPr>
-            <w:tcW w:type="dxa" w:w="2880"/>
+            <w:tcW w:type="dxa" w:w="2551"/>
           </w:tcPr>
           <w:p>
             <w:r/>
             <w:r>
               <w:rPr>
-                <w:rFonts w:ascii="宋体" w:hAnsi="宋体" w:eastAsia="宋体"/>
+                <w:rFonts w:ascii="Times New Roman" w:hAnsi="Times New Roman" w:eastAsia="宋体"/>
                 <w:b w:val="0"/>
-                <w:sz w:val="24"/>
+                <w:sz w:val="21"/>
               </w:rPr>
               <w:t>+5 分</w:t>
             </w:r>
@@ -504,25 +660,32 @@
         </w:tc>
         <w:tc>
           <w:tcPr>
-            <w:tcW w:type="dxa" w:w="2880"/>
+            <w:tcW w:type="dxa" w:w="1134"/>
           </w:tcPr>
           <w:p>
             <w:r/>
+            <w:r>
+              <w:rPr>
+                <w:rFonts w:ascii="Times New Roman" w:hAnsi="Times New Roman" w:eastAsia="宋体"/>
+                <w:b w:val="0"/>
+                <w:sz w:val="21"/>
+              </w:rPr>
+            </w:r>
           </w:p>
         </w:tc>
       </w:tr>
       <w:tr>
         <w:tc>
           <w:tcPr>
-            <w:tcW w:type="dxa" w:w="2880"/>
+            <w:tcW w:type="dxa" w:w="5102"/>
           </w:tcPr>
           <w:p>
             <w:r/>
             <w:r>
               <w:rPr>
-                <w:rFonts w:ascii="宋体" w:hAnsi="宋体" w:eastAsia="宋体"/>
+                <w:rFonts w:ascii="Times New Roman" w:hAnsi="Times New Roman" w:eastAsia="宋体"/>
                 <w:b w:val="0"/>
-                <w:sz w:val="24"/>
+                <w:sz w:val="21"/>
               </w:rPr>
               <w:t>成果形式有创意（海报/演示文稿质量高）</w:t>
             </w:r>
@@ -530,15 +693,15 @@
         </w:tc>
         <w:tc>
           <w:tcPr>
-            <w:tcW w:type="dxa" w:w="2880"/>
+            <w:tcW w:type="dxa" w:w="2551"/>
           </w:tcPr>
           <w:p>
             <w:r/>
             <w:r>
               <w:rPr>
-                <w:rFonts w:ascii="宋体" w:hAnsi="宋体" w:eastAsia="宋体"/>
+                <w:rFonts w:ascii="Times New Roman" w:hAnsi="Times New Roman" w:eastAsia="宋体"/>
                 <w:b w:val="0"/>
-                <w:sz w:val="24"/>
+                <w:sz w:val="21"/>
               </w:rPr>
               <w:t>+3 分</w:t>
             </w:r>
@@ -546,25 +709,32 @@
         </w:tc>
         <w:tc>
           <w:tcPr>
-            <w:tcW w:type="dxa" w:w="2880"/>
+            <w:tcW w:type="dxa" w:w="1134"/>
           </w:tcPr>
           <w:p>
             <w:r/>
+            <w:r>
+              <w:rPr>
+                <w:rFonts w:ascii="Times New Roman" w:hAnsi="Times New Roman" w:eastAsia="宋体"/>
+                <w:b w:val="0"/>
+                <w:sz w:val="21"/>
+              </w:rPr>
+            </w:r>
           </w:p>
         </w:tc>
       </w:tr>
       <w:tr>
         <w:tc>
           <w:tcPr>
-            <w:tcW w:type="dxa" w:w="2880"/>
+            <w:tcW w:type="dxa" w:w="5102"/>
           </w:tcPr>
           <w:p>
             <w:r/>
             <w:r>
               <w:rPr>
-                <w:rFonts w:ascii="宋体" w:hAnsi="宋体" w:eastAsia="宋体"/>
+                <w:rFonts w:ascii="Times New Roman" w:hAnsi="Times New Roman" w:eastAsia="宋体"/>
                 <w:b w:val="0"/>
-                <w:sz w:val="24"/>
+                <w:sz w:val="21"/>
               </w:rPr>
               <w:t>能联系生活或环保主题</w:t>
             </w:r>
@@ -572,15 +742,15 @@
         </w:tc>
         <w:tc>
           <w:tcPr>
-            <w:tcW w:type="dxa" w:w="2880"/>
+            <w:tcW w:type="dxa" w:w="2551"/>
           </w:tcPr>
           <w:p>
             <w:r/>
             <w:r>
               <w:rPr>
-                <w:rFonts w:ascii="宋体" w:hAnsi="宋体" w:eastAsia="宋体"/>
+                <w:rFonts w:ascii="Times New Roman" w:hAnsi="Times New Roman" w:eastAsia="宋体"/>
                 <w:b w:val="0"/>
-                <w:sz w:val="24"/>
+                <w:sz w:val="21"/>
               </w:rPr>
               <w:t>+2 分</w:t>
             </w:r>
@@ -588,29 +758,31 @@
         </w:tc>
         <w:tc>
           <w:tcPr>
-            <w:tcW w:type="dxa" w:w="2880"/>
+            <w:tcW w:type="dxa" w:w="1134"/>
           </w:tcPr>
           <w:p>
             <w:r/>
+            <w:r>
+              <w:rPr>
+                <w:rFonts w:ascii="Times New Roman" w:hAnsi="Times New Roman" w:eastAsia="宋体"/>
+                <w:b w:val="0"/>
+                <w:sz w:val="21"/>
+              </w:rPr>
+            </w:r>
           </w:p>
         </w:tc>
       </w:tr>
     </w:tbl>
-    <w:p/>
     <w:p>
       <w:pPr>
-        <w:pStyle w:val="Heading2"/>
+        <w:spacing w:before="120" w:after="120" w:line="300" w:lineRule="auto"/>
       </w:pPr>
       <w:r>
         <w:rPr>
-          <w:rFonts w:ascii="宋体" w:hAnsi="宋体"/>
-        </w:rPr>
-      </w:r>
-      <w:r>
-        <w:rPr>
-          <w:rFonts w:ascii="宋体" w:hAnsi="宋体" w:eastAsia="宋体"/>
+          <w:rFonts w:ascii="Times New Roman" w:hAnsi="Times New Roman" w:eastAsia="黑体"/>
           <w:b/>
-          <w:sz w:val="24"/>
+          <w:color w:val="1F6FB2"/>
+          <w:sz w:val="32"/>
         </w:rPr>
         <w:t>三、个人反思评价（教师评分）</w:t>
       </w:r>
@@ -619,6 +791,7 @@
       <w:tblPr>
         <w:tblStyle w:val="TableGrid"/>
         <w:tblW w:type="auto" w:w="0"/>
+        <w:jc w:val="center"/>
         <w:tblLook w:firstColumn="1" w:firstRow="1" w:lastColumn="0" w:lastRow="0" w:noHBand="0" w:noVBand="1" w:val="04A0"/>
       </w:tblPr>
       <w:tblGrid>
@@ -628,15 +801,19 @@
       <w:tr>
         <w:tc>
           <w:tcPr>
-            <w:tcW w:type="dxa" w:w="4320"/>
+            <w:tcW w:type="dxa" w:w="6803"/>
+            <w:shd w:val="clear" w:fill="D9E2F3"/>
           </w:tcPr>
           <w:p>
+            <w:pPr>
+              <w:jc w:val="center"/>
+            </w:pPr>
             <w:r/>
             <w:r>
               <w:rPr>
-                <w:rFonts w:ascii="宋体" w:hAnsi="宋体" w:eastAsia="宋体"/>
+                <w:rFonts w:ascii="Times New Roman" w:hAnsi="Times New Roman" w:eastAsia="黑体"/>
                 <w:b/>
-                <w:sz w:val="24"/>
+                <w:sz w:val="21"/>
               </w:rPr>
               <w:t>维度</w:t>
             </w:r>
@@ -644,15 +821,19 @@
         </w:tc>
         <w:tc>
           <w:tcPr>
-            <w:tcW w:type="dxa" w:w="4320"/>
+            <w:tcW w:type="dxa" w:w="1701"/>
+            <w:shd w:val="clear" w:fill="D9E2F3"/>
           </w:tcPr>
           <w:p>
+            <w:pPr>
+              <w:jc w:val="center"/>
+            </w:pPr>
             <w:r/>
             <w:r>
               <w:rPr>
-                <w:rFonts w:ascii="宋体" w:hAnsi="宋体" w:eastAsia="宋体"/>
+                <w:rFonts w:ascii="Times New Roman" w:hAnsi="Times New Roman" w:eastAsia="黑体"/>
                 <w:b/>
-                <w:sz w:val="24"/>
+                <w:sz w:val="21"/>
               </w:rPr>
               <w:t>得分</w:t>
             </w:r>
@@ -662,15 +843,15 @@
       <w:tr>
         <w:tc>
           <w:tcPr>
-            <w:tcW w:type="dxa" w:w="4320"/>
+            <w:tcW w:type="dxa" w:w="6803"/>
           </w:tcPr>
           <w:p>
             <w:r/>
             <w:r>
               <w:rPr>
-                <w:rFonts w:ascii="宋体" w:hAnsi="宋体" w:eastAsia="宋体"/>
+                <w:rFonts w:ascii="Times New Roman" w:hAnsi="Times New Roman" w:eastAsia="宋体"/>
                 <w:b w:val="0"/>
-                <w:sz w:val="24"/>
+                <w:sz w:val="21"/>
               </w:rPr>
               <w:t>参与度（发言、任务、记录）</w:t>
             </w:r>
@@ -678,25 +859,32 @@
         </w:tc>
         <w:tc>
           <w:tcPr>
-            <w:tcW w:type="dxa" w:w="4320"/>
+            <w:tcW w:type="dxa" w:w="1701"/>
           </w:tcPr>
           <w:p>
             <w:r/>
+            <w:r>
+              <w:rPr>
+                <w:rFonts w:ascii="Times New Roman" w:hAnsi="Times New Roman" w:eastAsia="宋体"/>
+                <w:b w:val="0"/>
+                <w:sz w:val="21"/>
+              </w:rPr>
+            </w:r>
           </w:p>
         </w:tc>
       </w:tr>
       <w:tr>
         <w:tc>
           <w:tcPr>
-            <w:tcW w:type="dxa" w:w="4320"/>
+            <w:tcW w:type="dxa" w:w="6803"/>
           </w:tcPr>
           <w:p>
             <w:r/>
             <w:r>
               <w:rPr>
-                <w:rFonts w:ascii="宋体" w:hAnsi="宋体" w:eastAsia="宋体"/>
+                <w:rFonts w:ascii="Times New Roman" w:hAnsi="Times New Roman" w:eastAsia="宋体"/>
                 <w:b w:val="0"/>
-                <w:sz w:val="24"/>
+                <w:sz w:val="21"/>
               </w:rPr>
               <w:t>概念理解（能举例说明三者区别）</w:t>
             </w:r>
@@ -704,25 +892,32 @@
         </w:tc>
         <w:tc>
           <w:tcPr>
-            <w:tcW w:type="dxa" w:w="4320"/>
+            <w:tcW w:type="dxa" w:w="1701"/>
           </w:tcPr>
           <w:p>
             <w:r/>
+            <w:r>
+              <w:rPr>
+                <w:rFonts w:ascii="Times New Roman" w:hAnsi="Times New Roman" w:eastAsia="宋体"/>
+                <w:b w:val="0"/>
+                <w:sz w:val="21"/>
+              </w:rPr>
+            </w:r>
           </w:p>
         </w:tc>
       </w:tr>
       <w:tr>
         <w:tc>
           <w:tcPr>
-            <w:tcW w:type="dxa" w:w="4320"/>
+            <w:tcW w:type="dxa" w:w="6803"/>
           </w:tcPr>
           <w:p>
             <w:r/>
             <w:r>
               <w:rPr>
-                <w:rFonts w:ascii="宋体" w:hAnsi="宋体" w:eastAsia="宋体"/>
+                <w:rFonts w:ascii="Times New Roman" w:hAnsi="Times New Roman" w:eastAsia="宋体"/>
                 <w:b w:val="0"/>
-                <w:sz w:val="24"/>
+                <w:sz w:val="21"/>
               </w:rPr>
               <w:t>素养提升（信息意识、社会责任感）</w:t>
             </w:r>
@@ -730,40 +925,42 @@
         </w:tc>
         <w:tc>
           <w:tcPr>
-            <w:tcW w:type="dxa" w:w="4320"/>
+            <w:tcW w:type="dxa" w:w="1701"/>
           </w:tcPr>
           <w:p>
             <w:r/>
+            <w:r>
+              <w:rPr>
+                <w:rFonts w:ascii="Times New Roman" w:hAnsi="Times New Roman" w:eastAsia="宋体"/>
+                <w:b w:val="0"/>
+                <w:sz w:val="21"/>
+              </w:rPr>
+            </w:r>
           </w:p>
         </w:tc>
       </w:tr>
     </w:tbl>
-    <w:p/>
     <w:p>
       <w:pPr>
-        <w:pStyle w:val="Heading2"/>
+        <w:spacing w:before="120" w:after="120" w:line="300" w:lineRule="auto"/>
       </w:pPr>
       <w:r>
         <w:rPr>
-          <w:rFonts w:ascii="宋体" w:hAnsi="宋体"/>
+          <w:rFonts w:ascii="Times New Roman" w:hAnsi="Times New Roman" w:eastAsia="黑体"/>
+          <w:b/>
+          <w:color w:val="1F6FB2"/>
+          <w:sz w:val="32"/>
         </w:rPr>
-      </w:r>
-      <w:r>
-        <w:rPr>
-          <w:rFonts w:ascii="宋体" w:hAnsi="宋体" w:eastAsia="宋体"/>
-          <w:b/>
-          <w:sz w:val="24"/>
-        </w:rPr>
-        <w:t>参考尺度</w:t>
+        <w:t>四、参考尺度</w:t>
       </w:r>
     </w:p>
     <w:p>
       <w:pPr>
-        <w:ind w:left="480"/>
+        <w:pStyle w:val="ListBullet"/>
       </w:pPr>
       <w:r>
         <w:rPr>
-          <w:rFonts w:ascii="宋体" w:hAnsi="宋体" w:eastAsia="宋体"/>
+          <w:rFonts w:ascii="Times New Roman" w:hAnsi="Times New Roman" w:eastAsia="宋体"/>
           <w:b w:val="0"/>
           <w:sz w:val="24"/>
         </w:rPr>
@@ -772,11 +969,11 @@
     </w:p>
     <w:p>
       <w:pPr>
-        <w:ind w:left="480"/>
+        <w:pStyle w:val="ListBullet"/>
       </w:pPr>
       <w:r>
         <w:rPr>
-          <w:rFonts w:ascii="宋体" w:hAnsi="宋体" w:eastAsia="宋体"/>
+          <w:rFonts w:ascii="Times New Roman" w:hAnsi="Times New Roman" w:eastAsia="宋体"/>
           <w:b w:val="0"/>
           <w:sz w:val="24"/>
         </w:rPr>
@@ -785,11 +982,11 @@
     </w:p>
     <w:p>
       <w:pPr>
-        <w:ind w:left="480"/>
+        <w:pStyle w:val="ListBullet"/>
       </w:pPr>
       <w:r>
         <w:rPr>
-          <w:rFonts w:ascii="宋体" w:hAnsi="宋体" w:eastAsia="宋体"/>
+          <w:rFonts w:ascii="Times New Roman" w:hAnsi="Times New Roman" w:eastAsia="宋体"/>
           <w:b w:val="0"/>
           <w:sz w:val="24"/>
         </w:rPr>
@@ -798,11 +995,11 @@
     </w:p>
     <w:p>
       <w:pPr>
-        <w:ind w:left="480"/>
+        <w:pStyle w:val="ListBullet"/>
       </w:pPr>
       <w:r>
         <w:rPr>
-          <w:rFonts w:ascii="宋体" w:hAnsi="宋体" w:eastAsia="宋体"/>
+          <w:rFonts w:ascii="Times New Roman" w:hAnsi="Times New Roman" w:eastAsia="宋体"/>
           <w:b w:val="0"/>
           <w:sz w:val="24"/>
         </w:rPr>
@@ -1182,10 +1379,6 @@
     <w:name w:val="Normal"/>
     <w:qFormat/>
     <w:rsid w:val="00FC693F"/>
-    <w:rPr>
-      <w:rFonts w:ascii="宋体" w:hAnsi="宋体" w:eastAsia="宋体"/>
-      <w:sz w:val="24"/>
-    </w:rPr>
   </w:style>
   <w:style w:type="paragraph" w:styleId="Header">
     <w:name w:val="header"/>
